--- a/seed-downloads/credit-letter-kit.docx
+++ b/seed-downloads/credit-letter-kit.docx
@@ -101,6 +101,180 @@
     <w:p>
       <w:r>
         <w:t>This kit gives you a clear path. It does not make a decision for the person reading your papers.</w:t>
+      </w:r>
+    </w:p>
+    <w:p>
+      <w:pPr>
+        <w:pStyle w:val="Heading1"/>
+      </w:pPr>
+      <w:r>
+        <w:t>Included Templates and Tools In This Kit</w:t>
+      </w:r>
+    </w:p>
+    <w:p>
+      <w:r>
+        <w:t>This is one direct paid download. The items below are included inside this kit; you do not need to buy them separately or use the free Studio first.</w:t>
+      </w:r>
+    </w:p>
+    <w:p>
+      <w:pPr>
+        <w:pStyle w:val="Heading2"/>
+      </w:pPr>
+      <w:r>
+        <w:t>Credit Dispute Letter</w:t>
+      </w:r>
+    </w:p>
+    <w:p>
+      <w:r>
+        <w:t>Use this included tool when your situation involves credit dispute letter. Fill in only true facts, attach real supporting documents if useful, review the wording, and send it yourself when ready.</w:t>
+      </w:r>
+    </w:p>
+    <w:p>
+      <w:r>
+        <w:t>Template starter:</w:t>
+      </w:r>
+    </w:p>
+    <w:p>
+      <w:r>
+        <w:t>I am writing to explain or organize information related to credit dispute letter. The truthful facts are: [fill in your facts]. The supporting documents I am including are: [list real documents].</w:t>
+      </w:r>
+    </w:p>
+    <w:p>
+      <w:pPr>
+        <w:pStyle w:val="Heading2"/>
+      </w:pPr>
+      <w:r>
+        <w:t>Late Payment Explanation Letter</w:t>
+      </w:r>
+    </w:p>
+    <w:p>
+      <w:r>
+        <w:t>Use this included tool when your situation involves late payment explanation letter. Fill in only true facts, attach real supporting documents if useful, review the wording, and send it yourself when ready.</w:t>
+      </w:r>
+    </w:p>
+    <w:p>
+      <w:r>
+        <w:t>Template starter:</w:t>
+      </w:r>
+    </w:p>
+    <w:p>
+      <w:r>
+        <w:t>I am writing to explain or organize information related to late payment explanation letter. The truthful facts are: [fill in your facts]. The supporting documents I am including are: [list real documents].</w:t>
+      </w:r>
+    </w:p>
+    <w:p>
+      <w:pPr>
+        <w:pStyle w:val="Heading2"/>
+      </w:pPr>
+      <w:r>
+        <w:t>Goodwill Letter</w:t>
+      </w:r>
+    </w:p>
+    <w:p>
+      <w:r>
+        <w:t>Use this included tool when your situation involves goodwill letter. Fill in only true facts, attach real supporting documents if useful, review the wording, and send it yourself when ready.</w:t>
+      </w:r>
+    </w:p>
+    <w:p>
+      <w:r>
+        <w:t>Template starter:</w:t>
+      </w:r>
+    </w:p>
+    <w:p>
+      <w:r>
+        <w:t>I am writing to explain or organize information related to goodwill letter. The truthful facts are: [fill in your facts]. The supporting documents I am including are: [list real documents].</w:t>
+      </w:r>
+    </w:p>
+    <w:p>
+      <w:pPr>
+        <w:pStyle w:val="Heading2"/>
+      </w:pPr>
+      <w:r>
+        <w:t>Pay-For-Delete Request Letter</w:t>
+      </w:r>
+    </w:p>
+    <w:p>
+      <w:r>
+        <w:t>Use this included tool when your situation involves pay-for-delete request letter. Fill in only true facts, attach real supporting documents if useful, review the wording, and send it yourself when ready.</w:t>
+      </w:r>
+    </w:p>
+    <w:p>
+      <w:r>
+        <w:t>Template starter:</w:t>
+      </w:r>
+    </w:p>
+    <w:p>
+      <w:r>
+        <w:t>I am writing to explain or organize information related to pay-for-delete request letter. The truthful facts are: [fill in your facts]. The supporting documents I am including are: [list real documents].</w:t>
+      </w:r>
+    </w:p>
+    <w:p>
+      <w:pPr>
+        <w:pStyle w:val="Heading2"/>
+      </w:pPr>
+      <w:r>
+        <w:t>Debt Validation Letter</w:t>
+      </w:r>
+    </w:p>
+    <w:p>
+      <w:r>
+        <w:t>Use this included tool when your situation involves debt validation letter. Fill in only true facts, attach real supporting documents if useful, review the wording, and send it yourself when ready.</w:t>
+      </w:r>
+    </w:p>
+    <w:p>
+      <w:r>
+        <w:t>Template starter:</w:t>
+      </w:r>
+    </w:p>
+    <w:p>
+      <w:r>
+        <w:t>I am writing to explain or organize information related to debt validation letter. The truthful facts are: [fill in your facts]. The supporting documents I am including are: [list real documents].</w:t>
+      </w:r>
+    </w:p>
+    <w:p>
+      <w:pPr>
+        <w:pStyle w:val="Heading2"/>
+      </w:pPr>
+      <w:r>
+        <w:t>Credit Report Error Checklist</w:t>
+      </w:r>
+    </w:p>
+    <w:p>
+      <w:r>
+        <w:t>Use this included tool when your situation involves credit report error checklist. Fill in only true facts, attach real supporting documents if useful, review the wording, and send it yourself when ready.</w:t>
+      </w:r>
+    </w:p>
+    <w:p>
+      <w:r>
+        <w:t>Template starter:</w:t>
+      </w:r>
+    </w:p>
+    <w:p>
+      <w:r>
+        <w:t>I am writing to explain or organize information related to credit report error checklist. The truthful facts are: [fill in your facts]. The supporting documents I am including are: [list real documents].</w:t>
+      </w:r>
+    </w:p>
+    <w:p>
+      <w:pPr>
+        <w:pStyle w:val="Heading2"/>
+      </w:pPr>
+      <w:r>
+        <w:t>Credit Bureau Follow-Up Letter</w:t>
+      </w:r>
+    </w:p>
+    <w:p>
+      <w:r>
+        <w:t>Use this included tool when your situation involves credit bureau follow-up letter. Fill in only true facts, attach real supporting documents if useful, review the wording, and send it yourself when ready.</w:t>
+      </w:r>
+    </w:p>
+    <w:p>
+      <w:r>
+        <w:t>Template starter:</w:t>
+      </w:r>
+    </w:p>
+    <w:p>
+      <w:r>
+        <w:t>I am writing to explain or organize information related to credit bureau follow-up letter. The truthful facts are: [fill in your facts]. The supporting documents I am including are: [list real documents].</w:t>
       </w:r>
     </w:p>
     <w:p>
